--- a/COS 214 Prac3 .docx
+++ b/COS 214 Prac3 .docx
@@ -61,131 +61,115 @@
     <w:p>
       <w:pPr>
         <w:pStyle w:val="ListParagraph"/>
-        <w:numPr>
-          <w:ilvl w:val="1"/>
-          <w:numId w:val="1"/>
-        </w:numPr>
-        <w:rPr>
-          <w:lang w:val="en-US"/>
-        </w:rPr>
-      </w:pPr>
-      <w:r>
-        <w:rPr>
-          <w:lang w:val="en-US"/>
-        </w:rPr>
-        <w:t>The kind of event we are doing is a Premier Netball Tournament. This event is large enough to justify the nested structure and changing notifications as it consists of multiple teams with multiple players which play multiple matches in multiple courts where multiple fans will attend. There will also be multiple food stands, medical teams, half-time performances, multiple security teams and many more.</w:t>
-      </w:r>
-    </w:p>
-    <w:p>
-      <w:pPr>
-        <w:pStyle w:val="ListParagraph"/>
         <w:ind w:left="360"/>
         <w:rPr>
-          <w:lang w:val="en-US"/>
-        </w:rPr>
-      </w:pPr>
+          <w:b/>
+          <w:bCs/>
+        </w:rPr>
+      </w:pPr>
+      <w:r>
+        <w:rPr>
+          <w:b/>
+          <w:bCs/>
+        </w:rPr>
+        <w:t>City Netball Championship</w:t>
+      </w:r>
     </w:p>
     <w:p>
       <w:pPr>
         <w:pStyle w:val="ListParagraph"/>
         <w:ind w:left="360"/>
-        <w:rPr>
-          <w:lang w:val="en-US"/>
-        </w:rPr>
-      </w:pPr>
-      <w:r>
-        <w:rPr>
-          <w:lang w:val="en-US"/>
-        </w:rPr>
-        <w:t xml:space="preserve">The Premier Netball Tournament is a sporting event hosting the best netball teams from all around the world. Teams must play qualifying games to qualify to play in the tournament. Once teams have qualified to participate in the tournament, they will move on to the knockout rounds and subsequently the quarterfinals, semi-finals and finally the final. The high number of games require a deep nested structure to represent all the stages of the tournament. </w:t>
+      </w:pPr>
+      <w:r>
+        <w:t xml:space="preserve">The event we have chosen is the </w:t>
+      </w:r>
+      <w:r>
+        <w:rPr>
+          <w:b/>
+          <w:bCs/>
+        </w:rPr>
+        <w:t xml:space="preserve">City Netball </w:t>
+      </w:r>
+      <w:proofErr w:type="gramStart"/>
+      <w:r>
+        <w:rPr>
+          <w:b/>
+          <w:bCs/>
+        </w:rPr>
+        <w:t>Championship</w:t>
+      </w:r>
+      <w:r>
+        <w:t>,</w:t>
+      </w:r>
+      <w:proofErr w:type="gramEnd"/>
+      <w:r>
+        <w:t xml:space="preserve"> a multi-day competitive netball tournament held at the </w:t>
+      </w:r>
+      <w:r>
+        <w:rPr>
+          <w:b/>
+          <w:bCs/>
+        </w:rPr>
+        <w:t>Tembisa Sports Complex</w:t>
+      </w:r>
+      <w:r>
+        <w:t>. The tournament brings together netball teams from different regions and age divisions to compete for championship titles.</w:t>
       </w:r>
     </w:p>
     <w:p>
       <w:pPr>
         <w:pStyle w:val="ListParagraph"/>
         <w:ind w:left="360"/>
-        <w:rPr>
-          <w:lang w:val="en-US"/>
-        </w:rPr>
-      </w:pPr>
+      </w:pPr>
+      <w:r>
+        <w:t xml:space="preserve">The tournament consists of several age divisions, including </w:t>
+      </w:r>
+      <w:r>
+        <w:rPr>
+          <w:b/>
+          <w:bCs/>
+        </w:rPr>
+        <w:t>U12, U14, U16, U18, and Open</w:t>
+      </w:r>
+      <w:r>
+        <w:t xml:space="preserve">. Each division contains multiple teams that participate in group-stage matches before progressing to knockout rounds such as the </w:t>
+      </w:r>
+      <w:proofErr w:type="gramStart"/>
+      <w:r>
+        <w:t>quarter-finals</w:t>
+      </w:r>
+      <w:proofErr w:type="gramEnd"/>
+      <w:r>
+        <w:t>, semi-finals, and final.</w:t>
+      </w:r>
     </w:p>
     <w:p>
       <w:pPr>
         <w:pStyle w:val="ListParagraph"/>
         <w:ind w:left="360"/>
-        <w:rPr>
-          <w:lang w:val="en-US"/>
-        </w:rPr>
-      </w:pPr>
-      <w:r>
-        <w:rPr>
-          <w:lang w:val="en-US"/>
-        </w:rPr>
-        <w:t xml:space="preserve">The </w:t>
-      </w:r>
-      <w:r>
-        <w:rPr>
-          <w:lang w:val="en-US"/>
-        </w:rPr>
-        <w:t xml:space="preserve">concrete event units are netball matches, team warm-ups, umpire briefing, half-time performances, fixture results, player substitutions, opening/closing ceremonies, and </w:t>
-      </w:r>
-      <w:r>
-        <w:rPr>
-          <w:lang w:val="en-US"/>
-        </w:rPr>
-        <w:t>award ceremony</w:t>
-      </w:r>
-      <w:r>
-        <w:rPr>
-          <w:lang w:val="en-US"/>
-        </w:rPr>
-        <w:t>. The kinds of areas for the netball tournament are</w:t>
-      </w:r>
-      <w:r>
-        <w:rPr>
-          <w:lang w:val="en-US"/>
-        </w:rPr>
-        <w:t xml:space="preserve"> the</w:t>
-      </w:r>
-      <w:r>
-        <w:rPr>
-          <w:lang w:val="en-US"/>
-        </w:rPr>
-        <w:t xml:space="preserve"> tournament rounds, courts, venues</w:t>
-      </w:r>
-      <w:r>
-        <w:rPr>
-          <w:lang w:val="en-US"/>
-        </w:rPr>
-        <w:t>, and spectator</w:t>
-      </w:r>
-      <w:r>
-        <w:rPr>
-          <w:lang w:val="en-US"/>
-        </w:rPr>
-        <w:t xml:space="preserve"> area</w:t>
-      </w:r>
-      <w:r>
-        <w:rPr>
-          <w:lang w:val="en-US"/>
-        </w:rPr>
-        <w:t>s</w:t>
-      </w:r>
-      <w:r>
-        <w:rPr>
-          <w:lang w:val="en-US"/>
-        </w:rPr>
-        <w:t xml:space="preserve">. </w:t>
+      </w:pPr>
+      <w:r>
+        <w:t xml:space="preserve">Because many matches can occur simultaneously, the tournament is divided into different </w:t>
+      </w:r>
+      <w:r>
+        <w:rPr>
+          <w:b/>
+          <w:bCs/>
+        </w:rPr>
+        <w:t>days, divisions, zones, courts, and matches</w:t>
+      </w:r>
+      <w:r>
+        <w:t>. This creates a natural nested structure suitable for the Composite pattern.</w:t>
       </w:r>
     </w:p>
     <w:p>
       <w:pPr>
         <w:pStyle w:val="ListParagraph"/>
         <w:ind w:left="360"/>
-        <w:rPr>
-          <w:lang w:val="en-US"/>
-        </w:rPr>
-      </w:pPr>
+      </w:pPr>
+      <w:r>
+        <w:t>The tournament also contains operational units such as teams, umpires, scoreboards, medical teams, spectator gates, and information desks.</w:t>
+      </w:r>
     </w:p>
     <w:p>
       <w:pPr>
@@ -260,8 +244,49 @@
         <w:rPr>
           <w:lang w:val="en-US"/>
         </w:rPr>
-        <w:tab/>
+        <w:t xml:space="preserve">      </w:t>
+      </w:r>
+      <w:r>
+        <w:rPr>
+          <w:lang w:val="en-US"/>
+        </w:rPr>
         <w:t>Opening Ceremony</w:t>
+      </w:r>
+    </w:p>
+    <w:p>
+      <w:pPr>
+        <w:pStyle w:val="ListParagraph"/>
+        <w:ind w:left="360"/>
+        <w:rPr>
+          <w:lang w:val="en-US"/>
+        </w:rPr>
+      </w:pPr>
+      <w:r>
+        <w:rPr>
+          <w:lang w:val="en-US"/>
+        </w:rPr>
+        <w:t xml:space="preserve">                 </w:t>
+      </w:r>
+      <w:r>
+        <w:rPr>
+          <w:lang w:val="en-US"/>
+        </w:rPr>
+        <w:t xml:space="preserve"> U16 Division</w:t>
+      </w:r>
+    </w:p>
+    <w:p>
+      <w:pPr>
+        <w:pStyle w:val="ListParagraph"/>
+        <w:ind w:left="360"/>
+        <w:rPr>
+          <w:lang w:val="en-US"/>
+        </w:rPr>
+      </w:pPr>
+      <w:r>
+        <w:rPr>
+          <w:lang w:val="en-US"/>
+        </w:rPr>
+        <w:t xml:space="preserve">                    Zone A: </w:t>
       </w:r>
     </w:p>
     <w:p>
@@ -350,6 +375,15 @@
           <w:lang w:val="en-US"/>
         </w:rPr>
       </w:pPr>
+    </w:p>
+    <w:p>
+      <w:pPr>
+        <w:pStyle w:val="ListParagraph"/>
+        <w:ind w:left="360"/>
+        <w:rPr>
+          <w:lang w:val="en-US"/>
+        </w:rPr>
+      </w:pPr>
       <w:r>
         <w:rPr>
           <w:lang w:val="en-US"/>
@@ -362,6 +396,12 @@
         </w:rPr>
         <w:tab/>
       </w:r>
+      <w:r>
+        <w:rPr>
+          <w:lang w:val="en-US"/>
+        </w:rPr>
+        <w:t>Zone B:</w:t>
+      </w:r>
     </w:p>
     <w:p>
       <w:pPr>
@@ -375,19 +415,7 @@
         <w:rPr>
           <w:lang w:val="en-US"/>
         </w:rPr>
-        <w:t xml:space="preserve">Court </w:t>
-      </w:r>
-      <w:r>
-        <w:rPr>
-          <w:lang w:val="en-US"/>
-        </w:rPr>
-        <w:t>2</w:t>
-      </w:r>
-      <w:r>
-        <w:rPr>
-          <w:lang w:val="en-US"/>
-        </w:rPr>
-        <w:t>:</w:t>
+        <w:t>Court 2:</w:t>
       </w:r>
     </w:p>
     <w:p>
@@ -415,13 +443,7 @@
           <w:lang w:val="en-US"/>
         </w:rPr>
         <w:tab/>
-        <w:t xml:space="preserve">Match </w:t>
-      </w:r>
-      <w:r>
-        <w:rPr>
-          <w:lang w:val="en-US"/>
-        </w:rPr>
-        <w:t>3</w:t>
+        <w:t>Match 3</w:t>
       </w:r>
     </w:p>
     <w:p>
@@ -449,13 +471,7 @@
           <w:lang w:val="en-US"/>
         </w:rPr>
         <w:tab/>
-        <w:t xml:space="preserve">Match </w:t>
-      </w:r>
-      <w:r>
-        <w:rPr>
-          <w:lang w:val="en-US"/>
-        </w:rPr>
-        <w:t>4</w:t>
+        <w:t>Match 4</w:t>
       </w:r>
     </w:p>
     <w:p>
@@ -486,24 +502,22 @@
           <w:lang w:val="en-US"/>
         </w:rPr>
         <w:tab/>
-      </w:r>
-      <w:r>
-        <w:rPr>
-          <w:lang w:val="en-US"/>
-        </w:rPr>
-        <w:t xml:space="preserve">Day </w:t>
-      </w:r>
-      <w:r>
-        <w:rPr>
-          <w:lang w:val="en-US"/>
-        </w:rPr>
-        <w:t>2</w:t>
-      </w:r>
-      <w:r>
-        <w:rPr>
-          <w:lang w:val="en-US"/>
-        </w:rPr>
-        <w:t>:</w:t>
+        <w:t>Day 2:</w:t>
+      </w:r>
+    </w:p>
+    <w:p>
+      <w:pPr>
+        <w:pStyle w:val="ListParagraph"/>
+        <w:ind w:left="360"/>
+        <w:rPr>
+          <w:lang w:val="en-US"/>
+        </w:rPr>
+      </w:pPr>
+      <w:r>
+        <w:rPr>
+          <w:lang w:val="en-US"/>
+        </w:rPr>
+        <w:t xml:space="preserve">              Knockout rounds</w:t>
       </w:r>
     </w:p>
     <w:p>
@@ -553,13 +567,12 @@
           <w:lang w:val="en-US"/>
         </w:rPr>
         <w:tab/>
-        <w:t xml:space="preserve">Match </w:t>
-      </w:r>
-      <w:r>
-        <w:rPr>
-          <w:lang w:val="en-US"/>
-        </w:rPr>
-        <w:t>5</w:t>
+      </w:r>
+      <w:r>
+        <w:rPr>
+          <w:lang w:val="en-US"/>
+        </w:rPr>
+        <w:t>Quarter Final match 1</w:t>
       </w:r>
     </w:p>
     <w:p>
@@ -587,13 +600,22 @@
           <w:lang w:val="en-US"/>
         </w:rPr>
         <w:tab/>
-        <w:t xml:space="preserve">Match </w:t>
-      </w:r>
-      <w:r>
-        <w:rPr>
-          <w:lang w:val="en-US"/>
-        </w:rPr>
-        <w:t>6</w:t>
+        <w:t>Quarter Final match 2</w:t>
+      </w:r>
+    </w:p>
+    <w:p>
+      <w:pPr>
+        <w:pStyle w:val="ListParagraph"/>
+        <w:ind w:left="1080" w:firstLine="360"/>
+        <w:rPr>
+          <w:lang w:val="en-US"/>
+        </w:rPr>
+      </w:pPr>
+      <w:r>
+        <w:rPr>
+          <w:lang w:val="en-US"/>
+        </w:rPr>
+        <w:t>Court 2:</w:t>
       </w:r>
     </w:p>
     <w:p>
@@ -616,20 +638,17 @@
         </w:rPr>
         <w:tab/>
       </w:r>
-    </w:p>
-    <w:p>
-      <w:pPr>
-        <w:pStyle w:val="ListParagraph"/>
-        <w:ind w:left="1080" w:firstLine="360"/>
-        <w:rPr>
-          <w:lang w:val="en-US"/>
-        </w:rPr>
-      </w:pPr>
-      <w:r>
-        <w:rPr>
-          <w:lang w:val="en-US"/>
-        </w:rPr>
-        <w:t>Court 2:</w:t>
+      <w:r>
+        <w:rPr>
+          <w:lang w:val="en-US"/>
+        </w:rPr>
+        <w:tab/>
+      </w:r>
+      <w:r>
+        <w:rPr>
+          <w:lang w:val="en-US"/>
+        </w:rPr>
+        <w:t>Semi-Final Match</w:t>
       </w:r>
     </w:p>
     <w:p>
@@ -644,8 +663,33 @@
         <w:rPr>
           <w:lang w:val="en-US"/>
         </w:rPr>
+        <w:t>=============================================</w:t>
+      </w:r>
+    </w:p>
+    <w:p>
+      <w:pPr>
+        <w:pStyle w:val="ListParagraph"/>
+        <w:ind w:left="360"/>
+        <w:rPr>
+          <w:lang w:val="en-US"/>
+        </w:rPr>
+      </w:pPr>
+      <w:r>
+        <w:rPr>
+          <w:lang w:val="en-US"/>
+        </w:rPr>
         <w:tab/>
-      </w:r>
+        <w:t>Day 3:</w:t>
+      </w:r>
+    </w:p>
+    <w:p>
+      <w:pPr>
+        <w:pStyle w:val="ListParagraph"/>
+        <w:ind w:left="360"/>
+        <w:rPr>
+          <w:lang w:val="en-US"/>
+        </w:rPr>
+      </w:pPr>
       <w:r>
         <w:rPr>
           <w:lang w:val="en-US"/>
@@ -657,13 +701,7 @@
           <w:lang w:val="en-US"/>
         </w:rPr>
         <w:tab/>
-        <w:t xml:space="preserve">Match </w:t>
-      </w:r>
-      <w:r>
-        <w:rPr>
-          <w:lang w:val="en-US"/>
-        </w:rPr>
-        <w:t>7</w:t>
+        <w:t>Court 1:</w:t>
       </w:r>
     </w:p>
     <w:p>
@@ -691,28 +729,7 @@
           <w:lang w:val="en-US"/>
         </w:rPr>
         <w:tab/>
-        <w:t xml:space="preserve">Match </w:t>
-      </w:r>
-      <w:r>
-        <w:rPr>
-          <w:lang w:val="en-US"/>
-        </w:rPr>
-        <w:t>8</w:t>
-      </w:r>
-    </w:p>
-    <w:p>
-      <w:pPr>
-        <w:pStyle w:val="ListParagraph"/>
-        <w:ind w:left="360"/>
-        <w:rPr>
-          <w:lang w:val="en-US"/>
-        </w:rPr>
-      </w:pPr>
-      <w:r>
-        <w:rPr>
-          <w:lang w:val="en-US"/>
-        </w:rPr>
-        <w:t>=============================================</w:t>
+        <w:t>Final match</w:t>
       </w:r>
     </w:p>
     <w:p>
@@ -734,13 +751,79 @@
         <w:rPr>
           <w:lang w:val="en-US"/>
         </w:rPr>
-        <w:t xml:space="preserve">Day </w:t>
-      </w:r>
-      <w:r>
-        <w:rPr>
-          <w:lang w:val="en-US"/>
-        </w:rPr>
-        <w:t>3</w:t>
+        <w:tab/>
+      </w:r>
+      <w:r>
+        <w:rPr>
+          <w:lang w:val="en-US"/>
+        </w:rPr>
+        <w:t xml:space="preserve">                Award ceremony</w:t>
+      </w:r>
+    </w:p>
+    <w:p>
+      <w:pPr>
+        <w:pStyle w:val="ListParagraph"/>
+        <w:ind w:left="1800" w:firstLine="360"/>
+        <w:rPr>
+          <w:lang w:val="en-US"/>
+        </w:rPr>
+      </w:pPr>
+      <w:r>
+        <w:rPr>
+          <w:lang w:val="en-US"/>
+        </w:rPr>
+        <w:t xml:space="preserve">  </w:t>
+      </w:r>
+      <w:r>
+        <w:rPr>
+          <w:lang w:val="en-US"/>
+        </w:rPr>
+        <w:t>Closing Ceremony</w:t>
+      </w:r>
+    </w:p>
+    <w:p>
+      <w:pPr>
+        <w:pStyle w:val="ListParagraph"/>
+        <w:ind w:left="360"/>
+        <w:rPr>
+          <w:lang w:val="en-US"/>
+        </w:rPr>
+      </w:pPr>
+      <w:r>
+        <w:rPr>
+          <w:lang w:val="en-US"/>
+        </w:rPr>
+        <w:t>==============================================</w:t>
+      </w:r>
+    </w:p>
+    <w:p>
+      <w:pPr>
+        <w:pStyle w:val="ListParagraph"/>
+        <w:ind w:left="360"/>
+        <w:rPr>
+          <w:lang w:val="en-US"/>
+        </w:rPr>
+      </w:pPr>
+    </w:p>
+    <w:p>
+      <w:pPr>
+        <w:pStyle w:val="ListParagraph"/>
+        <w:ind w:left="360"/>
+        <w:rPr>
+          <w:lang w:val="en-US"/>
+        </w:rPr>
+      </w:pPr>
+      <w:r>
+        <w:rPr>
+          <w:lang w:val="en-US"/>
+        </w:rPr>
+        <w:t>And we also have smaller event units</w:t>
+      </w:r>
+      <w:r>
+        <w:rPr>
+          <w:lang w:val="en-US"/>
+        </w:rPr>
+        <w:t>/concrete Leaf types</w:t>
       </w:r>
       <w:r>
         <w:rPr>
@@ -757,19 +840,342 @@
           <w:lang w:val="en-US"/>
         </w:rPr>
       </w:pPr>
-      <w:r>
-        <w:rPr>
-          <w:lang w:val="en-US"/>
-        </w:rPr>
-        <w:tab/>
-      </w:r>
-      <w:r>
-        <w:rPr>
-          <w:lang w:val="en-US"/>
-        </w:rPr>
-        <w:tab/>
-        <w:t>Court 1:</w:t>
-      </w:r>
+    </w:p>
+    <w:p>
+      <w:pPr>
+        <w:pStyle w:val="ListParagraph"/>
+        <w:numPr>
+          <w:ilvl w:val="0"/>
+          <w:numId w:val="16"/>
+        </w:numPr>
+      </w:pPr>
+      <w:proofErr w:type="spellStart"/>
+      <w:r>
+        <w:rPr>
+          <w:b/>
+          <w:bCs/>
+        </w:rPr>
+        <w:t>NetballMatch</w:t>
+      </w:r>
+      <w:proofErr w:type="spellEnd"/>
+      <w:r>
+        <w:t xml:space="preserve"> – represents an individual match between two teams. </w:t>
+      </w:r>
+    </w:p>
+    <w:p>
+      <w:pPr>
+        <w:pStyle w:val="ListParagraph"/>
+        <w:numPr>
+          <w:ilvl w:val="0"/>
+          <w:numId w:val="16"/>
+        </w:numPr>
+      </w:pPr>
+      <w:proofErr w:type="spellStart"/>
+      <w:r>
+        <w:rPr>
+          <w:b/>
+          <w:bCs/>
+        </w:rPr>
+        <w:t>TeamWarmUp</w:t>
+      </w:r>
+      <w:proofErr w:type="spellEnd"/>
+      <w:r>
+        <w:t xml:space="preserve"> – represents a team's warm-up session before a match. </w:t>
+      </w:r>
+    </w:p>
+    <w:p>
+      <w:pPr>
+        <w:pStyle w:val="ListParagraph"/>
+        <w:numPr>
+          <w:ilvl w:val="0"/>
+          <w:numId w:val="16"/>
+        </w:numPr>
+      </w:pPr>
+      <w:r>
+        <w:t xml:space="preserve"> </w:t>
+      </w:r>
+      <w:r>
+        <w:rPr>
+          <w:b/>
+          <w:bCs/>
+        </w:rPr>
+        <w:t>UmpireBriefing</w:t>
+      </w:r>
+      <w:r>
+        <w:t xml:space="preserve"> – represents a briefing for the umpires. </w:t>
+      </w:r>
+    </w:p>
+    <w:p>
+      <w:pPr>
+        <w:pStyle w:val="ListParagraph"/>
+        <w:numPr>
+          <w:ilvl w:val="0"/>
+          <w:numId w:val="16"/>
+        </w:numPr>
+      </w:pPr>
+      <w:r>
+        <w:t xml:space="preserve"> </w:t>
+      </w:r>
+      <w:proofErr w:type="spellStart"/>
+      <w:r>
+        <w:rPr>
+          <w:b/>
+          <w:bCs/>
+        </w:rPr>
+        <w:t>PlayerSubstitution</w:t>
+      </w:r>
+      <w:proofErr w:type="spellEnd"/>
+      <w:r>
+        <w:t xml:space="preserve"> – represents a player substitution event. </w:t>
+      </w:r>
+    </w:p>
+    <w:p>
+      <w:pPr>
+        <w:pStyle w:val="ListParagraph"/>
+        <w:numPr>
+          <w:ilvl w:val="0"/>
+          <w:numId w:val="16"/>
+        </w:numPr>
+      </w:pPr>
+      <w:r>
+        <w:t xml:space="preserve"> </w:t>
+      </w:r>
+      <w:proofErr w:type="spellStart"/>
+      <w:r>
+        <w:rPr>
+          <w:b/>
+          <w:bCs/>
+        </w:rPr>
+        <w:t>ScoreBoard</w:t>
+      </w:r>
+      <w:proofErr w:type="spellEnd"/>
+      <w:r>
+        <w:t xml:space="preserve"> – represents a scoreboard displaying match information. </w:t>
+      </w:r>
+    </w:p>
+    <w:p>
+      <w:pPr>
+        <w:pStyle w:val="ListParagraph"/>
+        <w:numPr>
+          <w:ilvl w:val="0"/>
+          <w:numId w:val="16"/>
+        </w:numPr>
+      </w:pPr>
+      <w:r>
+        <w:t xml:space="preserve"> </w:t>
+      </w:r>
+      <w:proofErr w:type="spellStart"/>
+      <w:r>
+        <w:rPr>
+          <w:b/>
+          <w:bCs/>
+        </w:rPr>
+        <w:t>MedicalTeam</w:t>
+      </w:r>
+      <w:proofErr w:type="spellEnd"/>
+      <w:r>
+        <w:t xml:space="preserve"> – represents an operational medical team. </w:t>
+      </w:r>
+    </w:p>
+    <w:p>
+      <w:pPr>
+        <w:pStyle w:val="ListParagraph"/>
+        <w:numPr>
+          <w:ilvl w:val="0"/>
+          <w:numId w:val="16"/>
+        </w:numPr>
+      </w:pPr>
+      <w:r>
+        <w:t xml:space="preserve"> </w:t>
+      </w:r>
+      <w:proofErr w:type="spellStart"/>
+      <w:r>
+        <w:rPr>
+          <w:b/>
+          <w:bCs/>
+        </w:rPr>
+        <w:t>SpectatorGate</w:t>
+      </w:r>
+      <w:proofErr w:type="spellEnd"/>
+      <w:r>
+        <w:t xml:space="preserve"> – represents a gate through which spectators enter the venue. </w:t>
+      </w:r>
+    </w:p>
+    <w:p>
+      <w:pPr>
+        <w:pStyle w:val="ListParagraph"/>
+        <w:numPr>
+          <w:ilvl w:val="0"/>
+          <w:numId w:val="16"/>
+        </w:numPr>
+        <w:rPr>
+          <w:lang w:val="en-US"/>
+        </w:rPr>
+      </w:pPr>
+      <w:proofErr w:type="spellStart"/>
+      <w:r>
+        <w:rPr>
+          <w:b/>
+          <w:bCs/>
+        </w:rPr>
+        <w:t>InformationDesk</w:t>
+      </w:r>
+      <w:proofErr w:type="spellEnd"/>
+      <w:r>
+        <w:t xml:space="preserve"> – provides information to spectators and teams.</w:t>
+      </w:r>
+    </w:p>
+    <w:p>
+      <w:pPr>
+        <w:rPr>
+          <w:lang w:val="en-US"/>
+        </w:rPr>
+      </w:pPr>
+      <w:r>
+        <w:rPr>
+          <w:lang w:val="en-US"/>
+        </w:rPr>
+        <w:t xml:space="preserve">   </w:t>
+      </w:r>
+    </w:p>
+    <w:p>
+      <w:r>
+        <w:t xml:space="preserve">The main </w:t>
+      </w:r>
+      <w:proofErr w:type="spellStart"/>
+      <w:r>
+        <w:rPr>
+          <w:b/>
+          <w:bCs/>
+        </w:rPr>
+        <w:t>EventGroup</w:t>
+      </w:r>
+      <w:proofErr w:type="spellEnd"/>
+      <w:r>
+        <w:rPr>
+          <w:b/>
+          <w:bCs/>
+        </w:rPr>
+        <w:t>/Composite</w:t>
+      </w:r>
+      <w:r>
+        <w:t xml:space="preserve"> types are:</w:t>
+      </w:r>
+    </w:p>
+    <w:p>
+      <w:pPr>
+        <w:numPr>
+          <w:ilvl w:val="0"/>
+          <w:numId w:val="17"/>
+        </w:numPr>
+      </w:pPr>
+      <w:r>
+        <w:rPr>
+          <w:b/>
+          <w:bCs/>
+        </w:rPr>
+        <w:t>Tournament</w:t>
+      </w:r>
+      <w:r>
+        <w:t xml:space="preserve"> – represents the entire championship. </w:t>
+      </w:r>
+    </w:p>
+    <w:p>
+      <w:pPr>
+        <w:numPr>
+          <w:ilvl w:val="0"/>
+          <w:numId w:val="17"/>
+        </w:numPr>
+      </w:pPr>
+      <w:proofErr w:type="spellStart"/>
+      <w:r>
+        <w:rPr>
+          <w:b/>
+          <w:bCs/>
+        </w:rPr>
+        <w:t>TournamentDay</w:t>
+      </w:r>
+      <w:proofErr w:type="spellEnd"/>
+      <w:r>
+        <w:t xml:space="preserve"> – </w:t>
+      </w:r>
+      <w:proofErr w:type="spellStart"/>
+      <w:r>
+        <w:t>groups</w:t>
+      </w:r>
+      <w:proofErr w:type="spellEnd"/>
+      <w:r>
+        <w:t xml:space="preserve"> activities occurring on a particular day. </w:t>
+      </w:r>
+    </w:p>
+    <w:p>
+      <w:pPr>
+        <w:numPr>
+          <w:ilvl w:val="0"/>
+          <w:numId w:val="17"/>
+        </w:numPr>
+      </w:pPr>
+      <w:r>
+        <w:rPr>
+          <w:b/>
+          <w:bCs/>
+        </w:rPr>
+        <w:t>Division</w:t>
+      </w:r>
+      <w:r>
+        <w:t xml:space="preserve"> – groups matches and areas belonging to an age division. </w:t>
+      </w:r>
+    </w:p>
+    <w:p>
+      <w:pPr>
+        <w:numPr>
+          <w:ilvl w:val="0"/>
+          <w:numId w:val="17"/>
+        </w:numPr>
+      </w:pPr>
+      <w:r>
+        <w:rPr>
+          <w:b/>
+          <w:bCs/>
+        </w:rPr>
+        <w:t>Zone</w:t>
+      </w:r>
+      <w:r>
+        <w:t xml:space="preserve"> – groups courts and operational areas. </w:t>
+      </w:r>
+    </w:p>
+    <w:p>
+      <w:pPr>
+        <w:numPr>
+          <w:ilvl w:val="0"/>
+          <w:numId w:val="17"/>
+        </w:numPr>
+      </w:pPr>
+      <w:r>
+        <w:rPr>
+          <w:b/>
+          <w:bCs/>
+        </w:rPr>
+        <w:t>Court</w:t>
+      </w:r>
+      <w:r>
+        <w:t xml:space="preserve"> – groups </w:t>
+      </w:r>
+      <w:proofErr w:type="gramStart"/>
+      <w:r>
+        <w:t>matches</w:t>
+      </w:r>
+      <w:proofErr w:type="gramEnd"/>
+      <w:r>
+        <w:t xml:space="preserve"> taking place on a particular court.</w:t>
+      </w:r>
+    </w:p>
+    <w:p>
+      <w:pPr>
+        <w:rPr>
+          <w:lang w:val="en-US"/>
+        </w:rPr>
+      </w:pPr>
     </w:p>
     <w:p>
       <w:pPr>
@@ -779,31 +1185,6 @@
           <w:lang w:val="en-US"/>
         </w:rPr>
       </w:pPr>
-      <w:r>
-        <w:rPr>
-          <w:lang w:val="en-US"/>
-        </w:rPr>
-        <w:tab/>
-      </w:r>
-      <w:r>
-        <w:rPr>
-          <w:lang w:val="en-US"/>
-        </w:rPr>
-        <w:tab/>
-      </w:r>
-      <w:r>
-        <w:rPr>
-          <w:lang w:val="en-US"/>
-        </w:rPr>
-        <w:tab/>
-        <w:t xml:space="preserve">Match </w:t>
-      </w:r>
-      <w:r>
-        <w:rPr>
-          <w:lang w:val="en-US"/>
-        </w:rPr>
-        <w:t>9</w:t>
-      </w:r>
     </w:p>
     <w:p>
       <w:pPr>
@@ -817,26 +1198,7 @@
         <w:rPr>
           <w:lang w:val="en-US"/>
         </w:rPr>
-        <w:tab/>
-      </w:r>
-      <w:r>
-        <w:rPr>
-          <w:lang w:val="en-US"/>
-        </w:rPr>
-        <w:tab/>
-      </w:r>
-      <w:r>
-        <w:rPr>
-          <w:lang w:val="en-US"/>
-        </w:rPr>
-        <w:tab/>
-        <w:t xml:space="preserve">Match </w:t>
-      </w:r>
-      <w:r>
-        <w:rPr>
-          <w:lang w:val="en-US"/>
-        </w:rPr>
-        <w:t>10</w:t>
+        <w:t>1.2</w:t>
       </w:r>
     </w:p>
     <w:p>
@@ -851,326 +1213,21 @@
         <w:rPr>
           <w:lang w:val="en-US"/>
         </w:rPr>
-        <w:tab/>
-      </w:r>
-      <w:r>
-        <w:rPr>
-          <w:lang w:val="en-US"/>
-        </w:rPr>
-        <w:tab/>
-      </w:r>
-    </w:p>
-    <w:p>
-      <w:pPr>
-        <w:pStyle w:val="ListParagraph"/>
-        <w:ind w:left="1080" w:firstLine="360"/>
-        <w:rPr>
-          <w:lang w:val="en-US"/>
-        </w:rPr>
-      </w:pPr>
-      <w:r>
-        <w:rPr>
-          <w:lang w:val="en-US"/>
-        </w:rPr>
-        <w:t>Court 2:</w:t>
-      </w:r>
-    </w:p>
-    <w:p>
-      <w:pPr>
-        <w:pStyle w:val="ListParagraph"/>
-        <w:ind w:left="360"/>
-        <w:rPr>
-          <w:lang w:val="en-US"/>
-        </w:rPr>
-      </w:pPr>
-      <w:r>
-        <w:rPr>
-          <w:lang w:val="en-US"/>
-        </w:rPr>
-        <w:tab/>
-      </w:r>
-      <w:r>
-        <w:rPr>
-          <w:lang w:val="en-US"/>
-        </w:rPr>
-        <w:tab/>
-      </w:r>
-      <w:r>
-        <w:rPr>
-          <w:lang w:val="en-US"/>
-        </w:rPr>
-        <w:tab/>
-        <w:t xml:space="preserve">Match </w:t>
-      </w:r>
-      <w:r>
-        <w:rPr>
-          <w:lang w:val="en-US"/>
-        </w:rPr>
-        <w:t>11</w:t>
-      </w:r>
-    </w:p>
-    <w:p>
-      <w:pPr>
-        <w:pStyle w:val="ListParagraph"/>
-        <w:ind w:left="360"/>
-        <w:rPr>
-          <w:lang w:val="en-US"/>
-        </w:rPr>
-      </w:pPr>
-      <w:r>
-        <w:rPr>
-          <w:lang w:val="en-US"/>
-        </w:rPr>
-        <w:tab/>
-      </w:r>
-      <w:r>
-        <w:rPr>
-          <w:lang w:val="en-US"/>
-        </w:rPr>
-        <w:tab/>
-      </w:r>
-      <w:r>
-        <w:rPr>
-          <w:lang w:val="en-US"/>
-        </w:rPr>
-        <w:tab/>
-        <w:t xml:space="preserve">Match </w:t>
-      </w:r>
-      <w:r>
-        <w:rPr>
-          <w:lang w:val="en-US"/>
-        </w:rPr>
-        <w:t>12</w:t>
-      </w:r>
-    </w:p>
-    <w:p>
-      <w:pPr>
-        <w:pStyle w:val="ListParagraph"/>
-        <w:ind w:left="360"/>
-        <w:rPr>
-          <w:lang w:val="en-US"/>
-        </w:rPr>
-      </w:pPr>
-      <w:r>
-        <w:rPr>
-          <w:lang w:val="en-US"/>
-        </w:rPr>
-        <w:tab/>
-      </w:r>
-      <w:r>
-        <w:rPr>
-          <w:lang w:val="en-US"/>
-        </w:rPr>
-        <w:tab/>
-      </w:r>
-      <w:r>
-        <w:rPr>
-          <w:lang w:val="en-US"/>
-        </w:rPr>
-        <w:tab/>
-        <w:t>Closing Ceremony</w:t>
-      </w:r>
-    </w:p>
-    <w:p>
-      <w:pPr>
-        <w:pStyle w:val="ListParagraph"/>
-        <w:ind w:left="360"/>
-        <w:rPr>
-          <w:lang w:val="en-US"/>
-        </w:rPr>
-      </w:pPr>
-      <w:r>
-        <w:rPr>
-          <w:lang w:val="en-US"/>
-        </w:rPr>
-        <w:t>==============================================</w:t>
-      </w:r>
-    </w:p>
-    <w:p>
-      <w:pPr>
-        <w:pStyle w:val="ListParagraph"/>
-        <w:ind w:left="360"/>
-        <w:rPr>
-          <w:lang w:val="en-US"/>
-        </w:rPr>
-      </w:pPr>
-    </w:p>
-    <w:p>
-      <w:pPr>
-        <w:pStyle w:val="ListParagraph"/>
-        <w:ind w:left="360"/>
-        <w:rPr>
-          <w:lang w:val="en-US"/>
-        </w:rPr>
-      </w:pPr>
-      <w:r>
-        <w:rPr>
-          <w:lang w:val="en-US"/>
-        </w:rPr>
-        <w:t>And within the matches we also have smaller event units:</w:t>
-      </w:r>
-    </w:p>
-    <w:p>
-      <w:pPr>
-        <w:pStyle w:val="ListParagraph"/>
-        <w:ind w:left="360"/>
-        <w:rPr>
-          <w:lang w:val="en-US"/>
-        </w:rPr>
-      </w:pPr>
-    </w:p>
-    <w:p>
-      <w:pPr>
-        <w:pStyle w:val="ListParagraph"/>
-        <w:ind w:left="360"/>
-        <w:rPr>
-          <w:lang w:val="en-US"/>
-        </w:rPr>
-      </w:pPr>
-      <w:r>
-        <w:rPr>
-          <w:lang w:val="en-US"/>
-        </w:rPr>
-        <w:t>Match: Team 1 vs Team 2</w:t>
-      </w:r>
-    </w:p>
-    <w:p>
-      <w:pPr>
-        <w:pStyle w:val="ListParagraph"/>
-        <w:ind w:left="360"/>
-        <w:rPr>
-          <w:lang w:val="en-US"/>
-        </w:rPr>
-      </w:pPr>
-      <w:r>
-        <w:rPr>
-          <w:lang w:val="en-US"/>
-        </w:rPr>
-        <w:tab/>
-      </w:r>
-      <w:r>
-        <w:rPr>
-          <w:lang w:val="en-US"/>
-        </w:rPr>
-        <w:t>Team warm-up</w:t>
-      </w:r>
-    </w:p>
-    <w:p>
-      <w:pPr>
-        <w:pStyle w:val="ListParagraph"/>
-        <w:ind w:left="360"/>
-        <w:rPr>
-          <w:lang w:val="en-US"/>
-        </w:rPr>
-      </w:pPr>
-      <w:r>
-        <w:rPr>
-          <w:lang w:val="en-US"/>
-        </w:rPr>
-        <w:tab/>
-        <w:t>Umpire briefing</w:t>
-      </w:r>
-    </w:p>
-    <w:p>
-      <w:pPr>
-        <w:pStyle w:val="ListParagraph"/>
-        <w:ind w:left="360"/>
-        <w:rPr>
-          <w:lang w:val="en-US"/>
-        </w:rPr>
-      </w:pPr>
-      <w:r>
-        <w:rPr>
-          <w:lang w:val="en-US"/>
-        </w:rPr>
-        <w:tab/>
-        <w:t>Halftime Performances</w:t>
-      </w:r>
-    </w:p>
-    <w:p>
-      <w:pPr>
-        <w:pStyle w:val="ListParagraph"/>
-        <w:ind w:left="360"/>
-        <w:rPr>
-          <w:lang w:val="en-US"/>
-        </w:rPr>
-      </w:pPr>
-      <w:r>
-        <w:rPr>
-          <w:lang w:val="en-US"/>
-        </w:rPr>
-        <w:tab/>
-        <w:t>Player substitutions</w:t>
-      </w:r>
-    </w:p>
-    <w:p>
-      <w:pPr>
-        <w:pStyle w:val="ListParagraph"/>
-        <w:ind w:left="360"/>
-        <w:rPr>
-          <w:lang w:val="en-US"/>
-        </w:rPr>
-      </w:pPr>
-      <w:r>
-        <w:rPr>
-          <w:lang w:val="en-US"/>
-        </w:rPr>
-        <w:tab/>
-        <w:t>Match Result</w:t>
-      </w:r>
-      <w:r>
-        <w:rPr>
-          <w:lang w:val="en-US"/>
-        </w:rPr>
-        <w:tab/>
-      </w:r>
-    </w:p>
-    <w:p>
-      <w:pPr>
-        <w:pStyle w:val="ListParagraph"/>
-        <w:ind w:left="360"/>
-        <w:rPr>
-          <w:lang w:val="en-US"/>
-        </w:rPr>
-      </w:pPr>
-    </w:p>
-    <w:p>
-      <w:pPr>
-        <w:pStyle w:val="ListParagraph"/>
-        <w:ind w:left="360"/>
-        <w:rPr>
-          <w:lang w:val="en-US"/>
-        </w:rPr>
-      </w:pPr>
-    </w:p>
-    <w:p>
-      <w:pPr>
-        <w:pStyle w:val="ListParagraph"/>
-        <w:ind w:left="360"/>
-        <w:rPr>
-          <w:lang w:val="en-US"/>
-        </w:rPr>
-      </w:pPr>
-      <w:r>
-        <w:rPr>
-          <w:lang w:val="en-US"/>
-        </w:rPr>
-        <w:t>1.2</w:t>
-      </w:r>
-    </w:p>
-    <w:p>
-      <w:pPr>
-        <w:pStyle w:val="ListParagraph"/>
-        <w:ind w:left="360"/>
-        <w:rPr>
-          <w:lang w:val="en-US"/>
-        </w:rPr>
-      </w:pPr>
-      <w:r>
-        <w:rPr>
-          <w:lang w:val="en-US"/>
-        </w:rPr>
-        <w:t>The GoF Participants:</w:t>
+        <w:t xml:space="preserve">The </w:t>
+      </w:r>
+      <w:proofErr w:type="spellStart"/>
+      <w:r>
+        <w:rPr>
+          <w:lang w:val="en-US"/>
+        </w:rPr>
+        <w:t>GoF</w:t>
+      </w:r>
+      <w:proofErr w:type="spellEnd"/>
+      <w:r>
+        <w:rPr>
+          <w:lang w:val="en-US"/>
+        </w:rPr>
+        <w:t xml:space="preserve"> Participants:</w:t>
       </w:r>
     </w:p>
     <w:p>
@@ -1203,8 +1260,16 @@
         <w:rPr>
           <w:lang w:val="en-US"/>
         </w:rPr>
-        <w:t>Component: EventComponent</w:t>
-      </w:r>
+        <w:t xml:space="preserve">Component: </w:t>
+      </w:r>
+      <w:proofErr w:type="spellStart"/>
+      <w:r>
+        <w:rPr>
+          <w:lang w:val="en-US"/>
+        </w:rPr>
+        <w:t>EventComponent</w:t>
+      </w:r>
+      <w:proofErr w:type="spellEnd"/>
     </w:p>
     <w:p>
       <w:pPr>
@@ -1221,8 +1286,16 @@
         <w:rPr>
           <w:lang w:val="en-US"/>
         </w:rPr>
-        <w:t>Composite: EventGroup</w:t>
-      </w:r>
+        <w:t xml:space="preserve">Composite: </w:t>
+      </w:r>
+      <w:proofErr w:type="spellStart"/>
+      <w:r>
+        <w:rPr>
+          <w:lang w:val="en-US"/>
+        </w:rPr>
+        <w:t>EventGroup</w:t>
+      </w:r>
+      <w:proofErr w:type="spellEnd"/>
     </w:p>
     <w:p>
       <w:pPr>
@@ -1239,8 +1312,22 @@
         <w:rPr>
           <w:lang w:val="en-US"/>
         </w:rPr>
-        <w:t>Leaf: smaller event units</w:t>
-      </w:r>
+        <w:t>Leaf:</w:t>
+      </w:r>
+      <w:r>
+        <w:rPr>
+          <w:lang w:val="en-US"/>
+        </w:rPr>
+        <w:t xml:space="preserve"> </w:t>
+      </w:r>
+      <w:proofErr w:type="spellStart"/>
+      <w:r>
+        <w:rPr>
+          <w:lang w:val="en-US"/>
+        </w:rPr>
+        <w:t>EventUnit</w:t>
+      </w:r>
+      <w:proofErr w:type="spellEnd"/>
     </w:p>
     <w:p>
       <w:pPr>
@@ -1257,8 +1344,16 @@
         <w:rPr>
           <w:lang w:val="en-US"/>
         </w:rPr>
-        <w:t>Client: Spectators</w:t>
-      </w:r>
+        <w:t xml:space="preserve">Client: </w:t>
+      </w:r>
+      <w:proofErr w:type="spellStart"/>
+      <w:r>
+        <w:rPr>
+          <w:lang w:val="en-US"/>
+        </w:rPr>
+        <w:t>EventFlow</w:t>
+      </w:r>
+      <w:proofErr w:type="spellEnd"/>
     </w:p>
     <w:p>
       <w:pPr>
@@ -1288,7 +1383,13 @@
         <w:rPr>
           <w:lang w:val="en-US"/>
         </w:rPr>
-        <w:t>Subject: Event unit</w:t>
+        <w:t xml:space="preserve">Subject: </w:t>
+      </w:r>
+      <w:r>
+        <w:rPr>
+          <w:lang w:val="en-US"/>
+        </w:rPr>
+        <w:t>Subject</w:t>
       </w:r>
     </w:p>
     <w:p>
@@ -1306,8 +1407,16 @@
         <w:rPr>
           <w:lang w:val="en-US"/>
         </w:rPr>
-        <w:t>Concrete Subject: Netball match</w:t>
-      </w:r>
+        <w:t xml:space="preserve">Concrete Subject: </w:t>
+      </w:r>
+      <w:proofErr w:type="spellStart"/>
+      <w:r>
+        <w:rPr>
+          <w:lang w:val="en-US"/>
+        </w:rPr>
+        <w:t>EventControl</w:t>
+      </w:r>
+      <w:proofErr w:type="spellEnd"/>
     </w:p>
     <w:p>
       <w:pPr>
@@ -1324,7 +1433,7 @@
         <w:rPr>
           <w:lang w:val="en-US"/>
         </w:rPr>
-        <w:t>Observer: EventObserver</w:t>
+        <w:t>Observer: Observer</w:t>
       </w:r>
     </w:p>
     <w:p>
@@ -1342,8 +1451,84 @@
         <w:rPr>
           <w:lang w:val="en-US"/>
         </w:rPr>
-        <w:t>Concrete Observers: TeamNotifier, SpectatorNotifier, TournmentOfficialNotifier</w:t>
-      </w:r>
+        <w:t xml:space="preserve">Concrete Observers: </w:t>
+      </w:r>
+      <w:r>
+        <w:rPr>
+          <w:lang w:val="en-US"/>
+        </w:rPr>
+        <w:t xml:space="preserve">Tournament, </w:t>
+      </w:r>
+      <w:proofErr w:type="spellStart"/>
+      <w:r>
+        <w:rPr>
+          <w:lang w:val="en-US"/>
+        </w:rPr>
+        <w:t>TournamentDay</w:t>
+      </w:r>
+      <w:proofErr w:type="spellEnd"/>
+      <w:r>
+        <w:rPr>
+          <w:lang w:val="en-US"/>
+        </w:rPr>
+        <w:t>, Division, Zone, Court</w:t>
+      </w:r>
+      <w:r>
+        <w:rPr>
+          <w:lang w:val="en-US"/>
+        </w:rPr>
+        <w:t xml:space="preserve">, </w:t>
+      </w:r>
+      <w:proofErr w:type="spellStart"/>
+      <w:r>
+        <w:rPr>
+          <w:lang w:val="en-US"/>
+        </w:rPr>
+        <w:t>NetballMatch</w:t>
+      </w:r>
+      <w:proofErr w:type="spellEnd"/>
+      <w:r>
+        <w:rPr>
+          <w:lang w:val="en-US"/>
+        </w:rPr>
+        <w:t xml:space="preserve">, </w:t>
+      </w:r>
+      <w:proofErr w:type="spellStart"/>
+      <w:r>
+        <w:rPr>
+          <w:lang w:val="en-US"/>
+        </w:rPr>
+        <w:t>ScoreBoard</w:t>
+      </w:r>
+      <w:proofErr w:type="spellEnd"/>
+      <w:r>
+        <w:rPr>
+          <w:lang w:val="en-US"/>
+        </w:rPr>
+        <w:t xml:space="preserve">, </w:t>
+      </w:r>
+      <w:proofErr w:type="spellStart"/>
+      <w:r>
+        <w:rPr>
+          <w:lang w:val="en-US"/>
+        </w:rPr>
+        <w:t>MedicalTeam</w:t>
+      </w:r>
+      <w:proofErr w:type="spellEnd"/>
+      <w:r>
+        <w:rPr>
+          <w:lang w:val="en-US"/>
+        </w:rPr>
+        <w:t xml:space="preserve">, </w:t>
+      </w:r>
+      <w:proofErr w:type="spellStart"/>
+      <w:r>
+        <w:rPr>
+          <w:lang w:val="en-US"/>
+        </w:rPr>
+        <w:t>SpectatorGate</w:t>
+      </w:r>
+      <w:proofErr w:type="spellEnd"/>
     </w:p>
     <w:p>
       <w:pPr>
@@ -1366,6 +1551,7 @@
           <w:bCs/>
         </w:rPr>
       </w:pPr>
+      <w:proofErr w:type="spellStart"/>
       <w:r>
         <w:rPr>
           <w:b/>
@@ -1373,6 +1559,7 @@
         </w:rPr>
         <w:t>EventUnit</w:t>
       </w:r>
+      <w:proofErr w:type="spellEnd"/>
       <w:r>
         <w:rPr>
           <w:b/>
@@ -1426,6 +1613,7 @@
         <w:ind w:left="360"/>
       </w:pPr>
       <w:r>
+        <w:lastRenderedPageBreak/>
         <w:t>Observer role: Subject</w:t>
       </w:r>
     </w:p>
@@ -1472,6 +1660,7 @@
       <w:r>
         <w:t xml:space="preserve">        </w:t>
       </w:r>
+      <w:proofErr w:type="spellStart"/>
       <w:r>
         <w:rPr>
           <w:b/>
@@ -1479,13 +1668,13 @@
         </w:rPr>
         <w:t>NetballMatch</w:t>
       </w:r>
+      <w:proofErr w:type="spellEnd"/>
     </w:p>
     <w:p>
       <w:pPr>
         <w:ind w:left="360"/>
       </w:pPr>
       <w:r>
-        <w:lastRenderedPageBreak/>
         <w:t>Composite role: Leaf</w:t>
       </w:r>
     </w:p>
@@ -1538,6 +1727,7 @@
       <w:r>
         <w:t xml:space="preserve">     </w:t>
       </w:r>
+      <w:proofErr w:type="spellStart"/>
       <w:r>
         <w:rPr>
           <w:b/>
@@ -1545,6 +1735,7 @@
         </w:rPr>
         <w:t>EventGroup</w:t>
       </w:r>
+      <w:proofErr w:type="spellEnd"/>
       <w:r>
         <w:rPr>
           <w:b/>
@@ -1574,7 +1765,15 @@
         <w:ind w:left="1440"/>
       </w:pPr>
       <w:r>
-        <w:t xml:space="preserve">Contains multiple EventComponent objects. </w:t>
+        <w:t xml:space="preserve">Contains multiple </w:t>
+      </w:r>
+      <w:proofErr w:type="spellStart"/>
+      <w:r>
+        <w:t>EventComponent</w:t>
+      </w:r>
+      <w:proofErr w:type="spellEnd"/>
+      <w:r>
+        <w:t xml:space="preserve"> objects. </w:t>
       </w:r>
     </w:p>
     <w:p>
@@ -1602,7 +1801,15 @@
         <w:t xml:space="preserve"> of the tournament it is</w:t>
       </w:r>
       <w:r>
-        <w:t xml:space="preserve">, Court, and CompetitionRound. </w:t>
+        <w:t xml:space="preserve">, Court, and </w:t>
+      </w:r>
+      <w:proofErr w:type="spellStart"/>
+      <w:r>
+        <w:t>CompetitionRound</w:t>
+      </w:r>
+      <w:proofErr w:type="spellEnd"/>
+      <w:r>
+        <w:t xml:space="preserve">. </w:t>
       </w:r>
     </w:p>
     <w:p>
@@ -1628,7 +1835,15 @@
         <w:ind w:left="720"/>
       </w:pPr>
       <w:r>
-        <w:t>For example, a TournamentDay could notify observers when the day's schedule changes.</w:t>
+        <w:t xml:space="preserve">For example, a </w:t>
+      </w:r>
+      <w:proofErr w:type="spellStart"/>
+      <w:r>
+        <w:t>TournamentDay</w:t>
+      </w:r>
+      <w:proofErr w:type="spellEnd"/>
+      <w:r>
+        <w:t xml:space="preserve"> could notify observers when the day's schedule changes.</w:t>
       </w:r>
     </w:p>
     <w:p>
@@ -1648,7 +1863,15 @@
         </w:tabs>
       </w:pPr>
       <w:r>
-        <w:t xml:space="preserve">      TeamWarmUp:</w:t>
+        <w:t xml:space="preserve">      </w:t>
+      </w:r>
+      <w:proofErr w:type="spellStart"/>
+      <w:r>
+        <w:t>TeamWarmUp</w:t>
+      </w:r>
+      <w:proofErr w:type="spellEnd"/>
+      <w:r>
+        <w:t>:</w:t>
       </w:r>
     </w:p>
     <w:p>
@@ -1808,7 +2031,15 @@
           <w:tab w:val="num" w:pos="1440"/>
         </w:tabs>
       </w:pPr>
-      <w:r>
+    </w:p>
+    <w:p>
+      <w:pPr>
+        <w:tabs>
+          <w:tab w:val="num" w:pos="1440"/>
+        </w:tabs>
+      </w:pPr>
+      <w:r>
+        <w:lastRenderedPageBreak/>
         <w:t>1.3</w:t>
       </w:r>
     </w:p>
@@ -1833,7 +2064,13 @@
         </w:tabs>
       </w:pPr>
       <w:r>
-        <w:t>1,4</w:t>
+        <w:t>1</w:t>
+      </w:r>
+      <w:r>
+        <w:t>.</w:t>
+      </w:r>
+      <w:r>
+        <w:t>4</w:t>
       </w:r>
     </w:p>
     <w:p>
@@ -1874,30 +2111,58 @@
         <w:t>part-whole hierarchy</w:t>
       </w:r>
       <w:r>
-        <w:t xml:space="preserve">. A tournament consists of tournament days, each day can </w:t>
-      </w:r>
-      <w:r>
-        <w:lastRenderedPageBreak/>
-        <w:t>contain competition rounds or courts, and each court or round contains individual event units such as matches, warm-ups, and briefings.</w:t>
-      </w:r>
-    </w:p>
-    <w:p>
-      <w:pPr>
-        <w:pStyle w:val="ListParagraph"/>
-        <w:tabs>
-          <w:tab w:val="num" w:pos="1440"/>
-        </w:tabs>
-      </w:pPr>
-    </w:p>
-    <w:p>
-      <w:pPr>
-        <w:pStyle w:val="ListParagraph"/>
-        <w:tabs>
-          <w:tab w:val="num" w:pos="1440"/>
-        </w:tabs>
-      </w:pPr>
-      <w:r>
-        <w:t>This is a genuine part-whole relationship because a TournamentDay is made up of smaller EventComponent objects, while a NetballMatch is an individual component that does not contain other events. The Composite allows both individual events and groups of events to be treated through the same EventComponent interface.</w:t>
+        <w:t>. A tournament consists of tournament days, each day can contain competition rounds or courts, and each court or round contains individual event units such as matches, warm-ups, and briefings.</w:t>
+      </w:r>
+    </w:p>
+    <w:p>
+      <w:pPr>
+        <w:pStyle w:val="ListParagraph"/>
+        <w:tabs>
+          <w:tab w:val="num" w:pos="1440"/>
+        </w:tabs>
+      </w:pPr>
+    </w:p>
+    <w:p>
+      <w:pPr>
+        <w:pStyle w:val="ListParagraph"/>
+        <w:tabs>
+          <w:tab w:val="num" w:pos="1440"/>
+        </w:tabs>
+      </w:pPr>
+      <w:r>
+        <w:t xml:space="preserve">This is a genuine part-whole relationship because a </w:t>
+      </w:r>
+      <w:proofErr w:type="spellStart"/>
+      <w:r>
+        <w:t>TournamentDay</w:t>
+      </w:r>
+      <w:proofErr w:type="spellEnd"/>
+      <w:r>
+        <w:t xml:space="preserve"> is made up of smaller </w:t>
+      </w:r>
+      <w:proofErr w:type="spellStart"/>
+      <w:r>
+        <w:t>EventComponent</w:t>
+      </w:r>
+      <w:proofErr w:type="spellEnd"/>
+      <w:r>
+        <w:t xml:space="preserve"> objects, while a </w:t>
+      </w:r>
+      <w:proofErr w:type="spellStart"/>
+      <w:r>
+        <w:t>NetballMatch</w:t>
+      </w:r>
+      <w:proofErr w:type="spellEnd"/>
+      <w:r>
+        <w:t xml:space="preserve"> is an individual component that does not contain other events. The Composite allows both individual events and groups of events to be treated through the same </w:t>
+      </w:r>
+      <w:proofErr w:type="spellStart"/>
+      <w:r>
+        <w:t>EventComponent</w:t>
+      </w:r>
+      <w:proofErr w:type="spellEnd"/>
+      <w:r>
+        <w:t xml:space="preserve"> interface.</w:t>
       </w:r>
     </w:p>
     <w:p>
@@ -1938,17 +2203,7 @@
         </w:tabs>
       </w:pPr>
       <w:r>
-        <w:t xml:space="preserve">Observer is needed because an event can have </w:t>
-      </w:r>
-      <w:r>
-        <w:rPr>
-          <w:b/>
-          <w:bCs/>
-        </w:rPr>
-        <w:t>multiple independent parties interested in changes</w:t>
-      </w:r>
-      <w:r>
-        <w:t>.</w:t>
+        <w:t>Observer is required because many different objects may need to react to the same event.</w:t>
       </w:r>
     </w:p>
     <w:p>
@@ -2010,59 +2265,114 @@
         </w:tabs>
       </w:pPr>
       <w:r>
-        <w:t>Without Observer, NetballMatch would have to contain hard-coded calls such as:</w:t>
-      </w:r>
-    </w:p>
-    <w:p>
-      <w:pPr>
-        <w:tabs>
-          <w:tab w:val="num" w:pos="1440"/>
-        </w:tabs>
-      </w:pPr>
-      <w:r>
-        <w:t>teamNotifier.update();</w:t>
-      </w:r>
-    </w:p>
-    <w:p>
-      <w:pPr>
-        <w:tabs>
-          <w:tab w:val="num" w:pos="1440"/>
-        </w:tabs>
-      </w:pPr>
-      <w:r>
-        <w:t>spectatorNotifier.update();</w:t>
-      </w:r>
-    </w:p>
-    <w:p>
-      <w:pPr>
-        <w:tabs>
-          <w:tab w:val="num" w:pos="1440"/>
-        </w:tabs>
-      </w:pPr>
-      <w:r>
-        <w:t>officialNotifier.update();</w:t>
-      </w:r>
-    </w:p>
-    <w:p>
-      <w:pPr>
-        <w:tabs>
-          <w:tab w:val="num" w:pos="1440"/>
-        </w:tabs>
-      </w:pPr>
-      <w:r>
-        <w:t>This would tightly couple NetballMatch to specific notification classes. Adding another type of observer would require modifying NetballMatch.</w:t>
+        <w:t xml:space="preserve">Without Observer, </w:t>
+      </w:r>
+      <w:proofErr w:type="spellStart"/>
+      <w:r>
+        <w:t>NetballMatch</w:t>
+      </w:r>
+      <w:proofErr w:type="spellEnd"/>
+      <w:r>
+        <w:t xml:space="preserve"> would have to contain hard-coded calls such as:</w:t>
+      </w:r>
+    </w:p>
+    <w:p>
+      <w:pPr>
+        <w:tabs>
+          <w:tab w:val="num" w:pos="1440"/>
+        </w:tabs>
+      </w:pPr>
+      <w:proofErr w:type="spellStart"/>
+      <w:r>
+        <w:t>teamNotifier.update</w:t>
+      </w:r>
+      <w:proofErr w:type="spellEnd"/>
+      <w:r>
+        <w:t>();</w:t>
+      </w:r>
+    </w:p>
+    <w:p>
+      <w:pPr>
+        <w:tabs>
+          <w:tab w:val="num" w:pos="1440"/>
+        </w:tabs>
+      </w:pPr>
+      <w:proofErr w:type="spellStart"/>
+      <w:r>
+        <w:t>spectatorNotifier.update</w:t>
+      </w:r>
+      <w:proofErr w:type="spellEnd"/>
+      <w:r>
+        <w:t>();</w:t>
+      </w:r>
+    </w:p>
+    <w:p>
+      <w:pPr>
+        <w:tabs>
+          <w:tab w:val="num" w:pos="1440"/>
+        </w:tabs>
+      </w:pPr>
+      <w:proofErr w:type="spellStart"/>
+      <w:r>
+        <w:t>officialNotifier.update</w:t>
+      </w:r>
+      <w:proofErr w:type="spellEnd"/>
+      <w:r>
+        <w:t>();</w:t>
+      </w:r>
+    </w:p>
+    <w:p>
+      <w:pPr>
+        <w:tabs>
+          <w:tab w:val="num" w:pos="1440"/>
+        </w:tabs>
+      </w:pPr>
+      <w:r>
+        <w:t xml:space="preserve">This would tightly couple </w:t>
+      </w:r>
+      <w:proofErr w:type="spellStart"/>
+      <w:r>
+        <w:t>NetballMatch</w:t>
+      </w:r>
+      <w:proofErr w:type="spellEnd"/>
+      <w:r>
+        <w:t xml:space="preserve"> to specific notification classes. Adding another type of observer would require modifying </w:t>
+      </w:r>
+      <w:proofErr w:type="spellStart"/>
+      <w:r>
+        <w:t>NetballMatch</w:t>
+      </w:r>
+      <w:proofErr w:type="spellEnd"/>
+      <w:r>
+        <w:t>.</w:t>
       </w:r>
       <w:r>
         <w:t xml:space="preserve"> </w:t>
       </w:r>
       <w:r>
-        <w:t>With Observer, the match only knows about the general EventObserver interface</w:t>
+        <w:t xml:space="preserve">With Observer, the match only knows about the general </w:t>
+      </w:r>
+      <w:proofErr w:type="spellStart"/>
+      <w:r>
+        <w:t>EventObserver</w:t>
+      </w:r>
+      <w:proofErr w:type="spellEnd"/>
+      <w:r>
+        <w:t xml:space="preserve"> interface</w:t>
       </w:r>
       <w:r>
         <w:t xml:space="preserve">. </w:t>
       </w:r>
       <w:r>
-        <w:t xml:space="preserve">Therefore, new observers can be added without changing the NetballMatch implementation. This provides </w:t>
+        <w:t xml:space="preserve">Therefore, new observers can be added without changing the </w:t>
+      </w:r>
+      <w:proofErr w:type="spellStart"/>
+      <w:r>
+        <w:t>NetballMatch</w:t>
+      </w:r>
+      <w:proofErr w:type="spellEnd"/>
+      <w:r>
+        <w:t xml:space="preserve"> implementation. This provides </w:t>
       </w:r>
       <w:r>
         <w:rPr>
@@ -2128,13 +2438,37 @@
         <w:t xml:space="preserve"> </w:t>
       </w:r>
       <w:r>
-        <w:t>An EventGroup therefore maintains a collection of EventComponent objects.</w:t>
+        <w:t xml:space="preserve">An </w:t>
+      </w:r>
+      <w:proofErr w:type="spellStart"/>
+      <w:r>
+        <w:t>EventGroup</w:t>
+      </w:r>
+      <w:proofErr w:type="spellEnd"/>
+      <w:r>
+        <w:t xml:space="preserve"> therefore maintains a collection of </w:t>
+      </w:r>
+      <w:proofErr w:type="spellStart"/>
+      <w:r>
+        <w:t>EventComponent</w:t>
+      </w:r>
+      <w:proofErr w:type="spellEnd"/>
+      <w:r>
+        <w:t xml:space="preserve"> objects.</w:t>
       </w:r>
       <w:r>
         <w:t xml:space="preserve"> </w:t>
       </w:r>
       <w:r>
-        <w:t>The parent is responsible for managing the components directly below it in the Composite tree. A TournamentDay owns its courts/events, while a Court owns the matches scheduled on that court.</w:t>
+        <w:t xml:space="preserve">The parent is responsible for managing the components directly below it in the Composite tree. A </w:t>
+      </w:r>
+      <w:proofErr w:type="spellStart"/>
+      <w:r>
+        <w:t>TournamentDay</w:t>
+      </w:r>
+      <w:proofErr w:type="spellEnd"/>
+      <w:r>
+        <w:t xml:space="preserve"> owns its courts/events, while a Court owns the matches scheduled on that court.</w:t>
       </w:r>
     </w:p>
     <w:p>
@@ -2184,6 +2518,7 @@
         </w:tabs>
       </w:pPr>
       <w:r>
+        <w:lastRenderedPageBreak/>
         <w:t xml:space="preserve">A </w:t>
       </w:r>
       <w:r>
@@ -2196,82 +2531,115 @@
       <w:r>
         <w:t>, because it needs to maintain the list of objects that should receive notifications.</w:t>
       </w:r>
-    </w:p>
-    <w:p>
-      <w:pPr>
-        <w:tabs>
-          <w:tab w:val="num" w:pos="1440"/>
-        </w:tabs>
-      </w:pPr>
-      <w:r>
-        <w:t>The NetballMatch can provide operations such as:</w:t>
-      </w:r>
-    </w:p>
-    <w:p>
-      <w:pPr>
-        <w:tabs>
-          <w:tab w:val="num" w:pos="1440"/>
-        </w:tabs>
-      </w:pPr>
-      <w:r>
-        <w:t>attach(observer)</w:t>
-      </w:r>
-    </w:p>
-    <w:p>
-      <w:pPr>
-        <w:tabs>
-          <w:tab w:val="num" w:pos="1440"/>
-        </w:tabs>
-      </w:pPr>
-      <w:r>
-        <w:t>detach(observer)</w:t>
-      </w:r>
-    </w:p>
-    <w:p>
-      <w:pPr>
-        <w:tabs>
-          <w:tab w:val="num" w:pos="1440"/>
-        </w:tabs>
-      </w:pPr>
-      <w:r>
-        <w:t>notifyObservers()</w:t>
-      </w:r>
-    </w:p>
-    <w:p>
-      <w:pPr>
-        <w:tabs>
-          <w:tab w:val="num" w:pos="1440"/>
-        </w:tabs>
-      </w:pPr>
-      <w:r>
-        <w:lastRenderedPageBreak/>
-        <w:t xml:space="preserve">However, the observers </w:t>
+      <w:r>
+        <w:t xml:space="preserve"> However, </w:t>
+      </w:r>
+      <w:r>
+        <w:t xml:space="preserve">Subjects </w:t>
       </w:r>
       <w:r>
         <w:rPr>
           <w:b/>
           <w:bCs/>
         </w:rPr>
-        <w:t>do not own the Subject</w:t>
-      </w:r>
-      <w:r>
-        <w:t xml:space="preserve"> merely because they observe it.</w:t>
-      </w:r>
-    </w:p>
-    <w:p>
-      <w:pPr>
-        <w:tabs>
-          <w:tab w:val="num" w:pos="1440"/>
-        </w:tabs>
-      </w:pPr>
-      <w:r>
-        <w:t xml:space="preserve">These references represent </w:t>
+        <w:t>do not own their observers</w:t>
+      </w:r>
+      <w:r>
+        <w:t>.</w:t>
+      </w:r>
+    </w:p>
+    <w:p>
+      <w:pPr>
+        <w:tabs>
+          <w:tab w:val="num" w:pos="1440"/>
+        </w:tabs>
+      </w:pPr>
+      <w:r>
+        <w:t xml:space="preserve">The </w:t>
+      </w:r>
+      <w:proofErr w:type="spellStart"/>
+      <w:r>
+        <w:t>NetballMatch</w:t>
+      </w:r>
+      <w:proofErr w:type="spellEnd"/>
+      <w:r>
+        <w:t xml:space="preserve"> can provide operations such as:</w:t>
+      </w:r>
+    </w:p>
+    <w:p>
+      <w:pPr>
+        <w:tabs>
+          <w:tab w:val="num" w:pos="1440"/>
+        </w:tabs>
+      </w:pPr>
+      <w:r>
+        <w:t>attach(observer)</w:t>
+      </w:r>
+    </w:p>
+    <w:p>
+      <w:pPr>
+        <w:tabs>
+          <w:tab w:val="num" w:pos="1440"/>
+        </w:tabs>
+      </w:pPr>
+      <w:r>
+        <w:t>detach(observer)</w:t>
+      </w:r>
+    </w:p>
+    <w:p>
+      <w:pPr>
+        <w:tabs>
+          <w:tab w:val="num" w:pos="1440"/>
+        </w:tabs>
+      </w:pPr>
+      <w:proofErr w:type="spellStart"/>
+      <w:proofErr w:type="gramStart"/>
+      <w:r>
+        <w:t>notifyObservers</w:t>
+      </w:r>
+      <w:proofErr w:type="spellEnd"/>
+      <w:r>
+        <w:t>(</w:t>
+      </w:r>
+      <w:proofErr w:type="gramEnd"/>
+      <w:r>
+        <w:t>)</w:t>
+      </w:r>
+    </w:p>
+    <w:p>
+      <w:pPr>
+        <w:tabs>
+          <w:tab w:val="num" w:pos="1440"/>
+        </w:tabs>
+      </w:pPr>
+      <w:r>
+        <w:t xml:space="preserve">However, the observers </w:t>
       </w:r>
       <w:r>
         <w:rPr>
           <w:b/>
           <w:bCs/>
         </w:rPr>
+        <w:t>do not own the Subject</w:t>
+      </w:r>
+      <w:r>
+        <w:t xml:space="preserve"> merely because they observe it.</w:t>
+      </w:r>
+    </w:p>
+    <w:p>
+      <w:pPr>
+        <w:tabs>
+          <w:tab w:val="num" w:pos="1440"/>
+        </w:tabs>
+      </w:pPr>
+      <w:r>
+        <w:t xml:space="preserve">These references represent </w:t>
+      </w:r>
+      <w:r>
+        <w:rPr>
+          <w:b/>
+          <w:bCs/>
+        </w:rPr>
         <w:t>notification relationships</w:t>
       </w:r>
       <w:r>
@@ -2286,6 +2654,12 @@
       </w:pPr>
       <w:r>
         <w:t>This distinction is important because the observer system should not create unnecessary lifetime dependencies between the tournament events and notification services.</w:t>
+      </w:r>
+      <w:r>
+        <w:t xml:space="preserve"> </w:t>
+      </w:r>
+      <w:r>
+        <w:t>Observers are responsible for detaching themselves from Subjects before destruction.</w:t>
       </w:r>
     </w:p>
     <w:p>
@@ -2345,18 +2719,28 @@
         </w:tabs>
       </w:pPr>
       <w:r>
-        <w:t xml:space="preserve">For example, suppose a TournamentDay observes individual matches </w:t>
-      </w:r>
-      <w:r>
-        <w:t>and</w:t>
-      </w:r>
+        <w:t xml:space="preserve">For example, suppose a </w:t>
+      </w:r>
+      <w:proofErr w:type="spellStart"/>
+      <w:r>
+        <w:t>TournamentDay</w:t>
+      </w:r>
+      <w:proofErr w:type="spellEnd"/>
+      <w:r>
+        <w:t xml:space="preserve"> observes individual matches </w:t>
+      </w:r>
+      <w:proofErr w:type="gramStart"/>
+      <w:r>
+        <w:t xml:space="preserve">and </w:t>
+      </w:r>
+      <w:r>
+        <w:t>also</w:t>
+      </w:r>
+      <w:proofErr w:type="gramEnd"/>
       <w:r>
         <w:t xml:space="preserve"> </w:t>
       </w:r>
       <w:r>
-        <w:t xml:space="preserve">also </w:t>
-      </w:r>
-      <w:r>
         <w:t>acts as a Subject for external observers.</w:t>
       </w:r>
     </w:p>
@@ -2367,7 +2751,15 @@
         </w:tabs>
       </w:pPr>
       <w:r>
-        <w:t xml:space="preserve">The TournamentDay is an </w:t>
+        <w:t xml:space="preserve">The </w:t>
+      </w:r>
+      <w:proofErr w:type="spellStart"/>
+      <w:r>
+        <w:t>TournamentDay</w:t>
+      </w:r>
+      <w:proofErr w:type="spellEnd"/>
+      <w:r>
+        <w:t xml:space="preserve"> is an </w:t>
       </w:r>
       <w:r>
         <w:rPr>
@@ -2418,7 +2810,13 @@
         <w:t>As an Observer:</w:t>
       </w:r>
       <w:r>
-        <w:t xml:space="preserve"> it receives notifications from components below it. </w:t>
+        <w:t xml:space="preserve"> it receives notifications from components </w:t>
+      </w:r>
+      <w:r>
+        <w:t>above</w:t>
+      </w:r>
+      <w:r>
+        <w:t xml:space="preserve"> it. </w:t>
       </w:r>
     </w:p>
     <w:p>
@@ -2439,17 +2837,39 @@
         <w:t>As a Subject:</w:t>
       </w:r>
       <w:r>
-        <w:t xml:space="preserve"> it sends notifications to objects interested in the tournament day. </w:t>
-      </w:r>
-    </w:p>
-    <w:p>
-      <w:pPr>
-        <w:tabs>
-          <w:tab w:val="num" w:pos="1440"/>
-        </w:tabs>
-      </w:pPr>
-      <w:r>
-        <w:t>Similarly, if EventGroup or NetballMatch needs to react to changes from another component while also notifying its own observers, being both an Observer and Subject is justified.</w:t>
+        <w:t xml:space="preserve"> it sends notifications to </w:t>
+      </w:r>
+      <w:r>
+        <w:t>components below it</w:t>
+      </w:r>
+      <w:r>
+        <w:t xml:space="preserve"> </w:t>
+      </w:r>
+    </w:p>
+    <w:p>
+      <w:pPr>
+        <w:tabs>
+          <w:tab w:val="num" w:pos="1440"/>
+        </w:tabs>
+      </w:pPr>
+      <w:r>
+        <w:t xml:space="preserve">Similarly, if </w:t>
+      </w:r>
+      <w:proofErr w:type="spellStart"/>
+      <w:r>
+        <w:t>EventGroup</w:t>
+      </w:r>
+      <w:proofErr w:type="spellEnd"/>
+      <w:r>
+        <w:t xml:space="preserve"> or </w:t>
+      </w:r>
+      <w:proofErr w:type="spellStart"/>
+      <w:r>
+        <w:t>NetballMatch</w:t>
+      </w:r>
+      <w:proofErr w:type="spellEnd"/>
+      <w:r>
+        <w:t xml:space="preserve"> needs to react to changes from another component while also notifying its own observers, being both an Observer and Subject is justified.</w:t>
       </w:r>
     </w:p>
     <w:p>
@@ -2630,6 +3050,119 @@
     </w:lvl>
   </w:abstractNum>
   <w:abstractNum w:abstractNumId="1" w15:restartNumberingAfterBreak="0">
+    <w:nsid w:val="0D633B71"/>
+    <w:multiLevelType w:val="multilevel"/>
+    <w:tmpl w:val="283E2D9C"/>
+    <w:lvl w:ilvl="0">
+      <w:start w:val="1"/>
+      <w:numFmt w:val="decimal"/>
+      <w:lvlText w:val="%1."/>
+      <w:lvlJc w:val="left"/>
+      <w:pPr>
+        <w:tabs>
+          <w:tab w:val="num" w:pos="720"/>
+        </w:tabs>
+        <w:ind w:left="720" w:hanging="360"/>
+      </w:pPr>
+    </w:lvl>
+    <w:lvl w:ilvl="1" w:tentative="1">
+      <w:start w:val="1"/>
+      <w:numFmt w:val="decimal"/>
+      <w:lvlText w:val="%2."/>
+      <w:lvlJc w:val="left"/>
+      <w:pPr>
+        <w:tabs>
+          <w:tab w:val="num" w:pos="1440"/>
+        </w:tabs>
+        <w:ind w:left="1440" w:hanging="360"/>
+      </w:pPr>
+    </w:lvl>
+    <w:lvl w:ilvl="2" w:tentative="1">
+      <w:start w:val="1"/>
+      <w:numFmt w:val="decimal"/>
+      <w:lvlText w:val="%3."/>
+      <w:lvlJc w:val="left"/>
+      <w:pPr>
+        <w:tabs>
+          <w:tab w:val="num" w:pos="2160"/>
+        </w:tabs>
+        <w:ind w:left="2160" w:hanging="360"/>
+      </w:pPr>
+    </w:lvl>
+    <w:lvl w:ilvl="3" w:tentative="1">
+      <w:start w:val="1"/>
+      <w:numFmt w:val="decimal"/>
+      <w:lvlText w:val="%4."/>
+      <w:lvlJc w:val="left"/>
+      <w:pPr>
+        <w:tabs>
+          <w:tab w:val="num" w:pos="2880"/>
+        </w:tabs>
+        <w:ind w:left="2880" w:hanging="360"/>
+      </w:pPr>
+    </w:lvl>
+    <w:lvl w:ilvl="4" w:tentative="1">
+      <w:start w:val="1"/>
+      <w:numFmt w:val="decimal"/>
+      <w:lvlText w:val="%5."/>
+      <w:lvlJc w:val="left"/>
+      <w:pPr>
+        <w:tabs>
+          <w:tab w:val="num" w:pos="3600"/>
+        </w:tabs>
+        <w:ind w:left="3600" w:hanging="360"/>
+      </w:pPr>
+    </w:lvl>
+    <w:lvl w:ilvl="5" w:tentative="1">
+      <w:start w:val="1"/>
+      <w:numFmt w:val="decimal"/>
+      <w:lvlText w:val="%6."/>
+      <w:lvlJc w:val="left"/>
+      <w:pPr>
+        <w:tabs>
+          <w:tab w:val="num" w:pos="4320"/>
+        </w:tabs>
+        <w:ind w:left="4320" w:hanging="360"/>
+      </w:pPr>
+    </w:lvl>
+    <w:lvl w:ilvl="6" w:tentative="1">
+      <w:start w:val="1"/>
+      <w:numFmt w:val="decimal"/>
+      <w:lvlText w:val="%7."/>
+      <w:lvlJc w:val="left"/>
+      <w:pPr>
+        <w:tabs>
+          <w:tab w:val="num" w:pos="5040"/>
+        </w:tabs>
+        <w:ind w:left="5040" w:hanging="360"/>
+      </w:pPr>
+    </w:lvl>
+    <w:lvl w:ilvl="7" w:tentative="1">
+      <w:start w:val="1"/>
+      <w:numFmt w:val="decimal"/>
+      <w:lvlText w:val="%8."/>
+      <w:lvlJc w:val="left"/>
+      <w:pPr>
+        <w:tabs>
+          <w:tab w:val="num" w:pos="5760"/>
+        </w:tabs>
+        <w:ind w:left="5760" w:hanging="360"/>
+      </w:pPr>
+    </w:lvl>
+    <w:lvl w:ilvl="8" w:tentative="1">
+      <w:start w:val="1"/>
+      <w:numFmt w:val="decimal"/>
+      <w:lvlText w:val="%9."/>
+      <w:lvlJc w:val="left"/>
+      <w:pPr>
+        <w:tabs>
+          <w:tab w:val="num" w:pos="6480"/>
+        </w:tabs>
+        <w:ind w:left="6480" w:hanging="360"/>
+      </w:pPr>
+    </w:lvl>
+  </w:abstractNum>
+  <w:abstractNum w:abstractNumId="2" w15:restartNumberingAfterBreak="0">
     <w:nsid w:val="111A543E"/>
     <w:multiLevelType w:val="multilevel"/>
     <w:tmpl w:val="15803374"/>
@@ -2778,7 +3311,7 @@
       </w:rPr>
     </w:lvl>
   </w:abstractNum>
-  <w:abstractNum w:abstractNumId="2" w15:restartNumberingAfterBreak="0">
+  <w:abstractNum w:abstractNumId="3" w15:restartNumberingAfterBreak="0">
     <w:nsid w:val="16156203"/>
     <w:multiLevelType w:val="multilevel"/>
     <w:tmpl w:val="CF86E716"/>
@@ -2927,7 +3460,7 @@
       </w:rPr>
     </w:lvl>
   </w:abstractNum>
-  <w:abstractNum w:abstractNumId="3" w15:restartNumberingAfterBreak="0">
+  <w:abstractNum w:abstractNumId="4" w15:restartNumberingAfterBreak="0">
     <w:nsid w:val="1D092468"/>
     <w:multiLevelType w:val="multilevel"/>
     <w:tmpl w:val="DFE0597E"/>
@@ -3076,7 +3609,7 @@
       </w:rPr>
     </w:lvl>
   </w:abstractNum>
-  <w:abstractNum w:abstractNumId="4" w15:restartNumberingAfterBreak="0">
+  <w:abstractNum w:abstractNumId="5" w15:restartNumberingAfterBreak="0">
     <w:nsid w:val="24434477"/>
     <w:multiLevelType w:val="hybridMultilevel"/>
     <w:tmpl w:val="8A52101E"/>
@@ -3189,7 +3722,7 @@
       </w:rPr>
     </w:lvl>
   </w:abstractNum>
-  <w:abstractNum w:abstractNumId="5" w15:restartNumberingAfterBreak="0">
+  <w:abstractNum w:abstractNumId="6" w15:restartNumberingAfterBreak="0">
     <w:nsid w:val="27390246"/>
     <w:multiLevelType w:val="hybridMultilevel"/>
     <w:tmpl w:val="A8A68326"/>
@@ -3302,7 +3835,7 @@
       </w:rPr>
     </w:lvl>
   </w:abstractNum>
-  <w:abstractNum w:abstractNumId="6" w15:restartNumberingAfterBreak="0">
+  <w:abstractNum w:abstractNumId="7" w15:restartNumberingAfterBreak="0">
     <w:nsid w:val="34DF1D16"/>
     <w:multiLevelType w:val="multilevel"/>
     <w:tmpl w:val="FDB49FDC"/>
@@ -3415,7 +3948,7 @@
       </w:rPr>
     </w:lvl>
   </w:abstractNum>
-  <w:abstractNum w:abstractNumId="7" w15:restartNumberingAfterBreak="0">
+  <w:abstractNum w:abstractNumId="8" w15:restartNumberingAfterBreak="0">
     <w:nsid w:val="4371170B"/>
     <w:multiLevelType w:val="multilevel"/>
     <w:tmpl w:val="8418F370"/>
@@ -3564,7 +4097,7 @@
       </w:rPr>
     </w:lvl>
   </w:abstractNum>
-  <w:abstractNum w:abstractNumId="8" w15:restartNumberingAfterBreak="0">
+  <w:abstractNum w:abstractNumId="9" w15:restartNumberingAfterBreak="0">
     <w:nsid w:val="43F54416"/>
     <w:multiLevelType w:val="hybridMultilevel"/>
     <w:tmpl w:val="9D0694DA"/>
@@ -3677,7 +4210,7 @@
       </w:rPr>
     </w:lvl>
   </w:abstractNum>
-  <w:abstractNum w:abstractNumId="9" w15:restartNumberingAfterBreak="0">
+  <w:abstractNum w:abstractNumId="10" w15:restartNumberingAfterBreak="0">
     <w:nsid w:val="46CF37CC"/>
     <w:multiLevelType w:val="multilevel"/>
     <w:tmpl w:val="7B2CAA2A"/>
@@ -3826,7 +4359,7 @@
       </w:rPr>
     </w:lvl>
   </w:abstractNum>
-  <w:abstractNum w:abstractNumId="10" w15:restartNumberingAfterBreak="0">
+  <w:abstractNum w:abstractNumId="11" w15:restartNumberingAfterBreak="0">
     <w:nsid w:val="617A5535"/>
     <w:multiLevelType w:val="multilevel"/>
     <w:tmpl w:val="315E2A66"/>
@@ -3975,7 +4508,93 @@
       </w:rPr>
     </w:lvl>
   </w:abstractNum>
-  <w:abstractNum w:abstractNumId="11" w15:restartNumberingAfterBreak="0">
+  <w:abstractNum w:abstractNumId="12" w15:restartNumberingAfterBreak="0">
+    <w:nsid w:val="6A8125E7"/>
+    <w:multiLevelType w:val="hybridMultilevel"/>
+    <w:tmpl w:val="9294ABC6"/>
+    <w:lvl w:ilvl="0" w:tplc="1C09000F">
+      <w:start w:val="1"/>
+      <w:numFmt w:val="decimal"/>
+      <w:lvlText w:val="%1."/>
+      <w:lvlJc w:val="left"/>
+      <w:pPr>
+        <w:ind w:left="1080" w:hanging="360"/>
+      </w:pPr>
+    </w:lvl>
+    <w:lvl w:ilvl="1" w:tplc="1C090019" w:tentative="1">
+      <w:start w:val="1"/>
+      <w:numFmt w:val="lowerLetter"/>
+      <w:lvlText w:val="%2."/>
+      <w:lvlJc w:val="left"/>
+      <w:pPr>
+        <w:ind w:left="1800" w:hanging="360"/>
+      </w:pPr>
+    </w:lvl>
+    <w:lvl w:ilvl="2" w:tplc="1C09001B" w:tentative="1">
+      <w:start w:val="1"/>
+      <w:numFmt w:val="lowerRoman"/>
+      <w:lvlText w:val="%3."/>
+      <w:lvlJc w:val="right"/>
+      <w:pPr>
+        <w:ind w:left="2520" w:hanging="180"/>
+      </w:pPr>
+    </w:lvl>
+    <w:lvl w:ilvl="3" w:tplc="1C09000F" w:tentative="1">
+      <w:start w:val="1"/>
+      <w:numFmt w:val="decimal"/>
+      <w:lvlText w:val="%4."/>
+      <w:lvlJc w:val="left"/>
+      <w:pPr>
+        <w:ind w:left="3240" w:hanging="360"/>
+      </w:pPr>
+    </w:lvl>
+    <w:lvl w:ilvl="4" w:tplc="1C090019" w:tentative="1">
+      <w:start w:val="1"/>
+      <w:numFmt w:val="lowerLetter"/>
+      <w:lvlText w:val="%5."/>
+      <w:lvlJc w:val="left"/>
+      <w:pPr>
+        <w:ind w:left="3960" w:hanging="360"/>
+      </w:pPr>
+    </w:lvl>
+    <w:lvl w:ilvl="5" w:tplc="1C09001B" w:tentative="1">
+      <w:start w:val="1"/>
+      <w:numFmt w:val="lowerRoman"/>
+      <w:lvlText w:val="%6."/>
+      <w:lvlJc w:val="right"/>
+      <w:pPr>
+        <w:ind w:left="4680" w:hanging="180"/>
+      </w:pPr>
+    </w:lvl>
+    <w:lvl w:ilvl="6" w:tplc="1C09000F" w:tentative="1">
+      <w:start w:val="1"/>
+      <w:numFmt w:val="decimal"/>
+      <w:lvlText w:val="%7."/>
+      <w:lvlJc w:val="left"/>
+      <w:pPr>
+        <w:ind w:left="5400" w:hanging="360"/>
+      </w:pPr>
+    </w:lvl>
+    <w:lvl w:ilvl="7" w:tplc="1C090019" w:tentative="1">
+      <w:start w:val="1"/>
+      <w:numFmt w:val="lowerLetter"/>
+      <w:lvlText w:val="%8."/>
+      <w:lvlJc w:val="left"/>
+      <w:pPr>
+        <w:ind w:left="6120" w:hanging="360"/>
+      </w:pPr>
+    </w:lvl>
+    <w:lvl w:ilvl="8" w:tplc="1C09001B" w:tentative="1">
+      <w:start w:val="1"/>
+      <w:numFmt w:val="lowerRoman"/>
+      <w:lvlText w:val="%9."/>
+      <w:lvlJc w:val="right"/>
+      <w:pPr>
+        <w:ind w:left="6840" w:hanging="180"/>
+      </w:pPr>
+    </w:lvl>
+  </w:abstractNum>
+  <w:abstractNum w:abstractNumId="13" w15:restartNumberingAfterBreak="0">
     <w:nsid w:val="715F28DC"/>
     <w:multiLevelType w:val="multilevel"/>
     <w:tmpl w:val="5C523E34"/>
@@ -4124,7 +4743,7 @@
       </w:rPr>
     </w:lvl>
   </w:abstractNum>
-  <w:abstractNum w:abstractNumId="12" w15:restartNumberingAfterBreak="0">
+  <w:abstractNum w:abstractNumId="14" w15:restartNumberingAfterBreak="0">
     <w:nsid w:val="731407B9"/>
     <w:multiLevelType w:val="multilevel"/>
     <w:tmpl w:val="D2F6AA72"/>
@@ -4269,7 +4888,7 @@
       </w:rPr>
     </w:lvl>
   </w:abstractNum>
-  <w:abstractNum w:abstractNumId="13" w15:restartNumberingAfterBreak="0">
+  <w:abstractNum w:abstractNumId="15" w15:restartNumberingAfterBreak="0">
     <w:nsid w:val="759366DD"/>
     <w:multiLevelType w:val="hybridMultilevel"/>
     <w:tmpl w:val="D9FE881E"/>
@@ -4355,7 +4974,7 @@
       </w:pPr>
     </w:lvl>
   </w:abstractNum>
-  <w:abstractNum w:abstractNumId="14" w15:restartNumberingAfterBreak="0">
+  <w:abstractNum w:abstractNumId="16" w15:restartNumberingAfterBreak="0">
     <w:nsid w:val="77181F85"/>
     <w:multiLevelType w:val="multilevel"/>
     <w:tmpl w:val="D1A8D920"/>
@@ -4505,49 +5124,55 @@
     </w:lvl>
   </w:abstractNum>
   <w:num w:numId="1" w16cid:durableId="394358106">
+    <w:abstractNumId w:val="7"/>
+  </w:num>
+  <w:num w:numId="2" w16cid:durableId="1761220923">
     <w:abstractNumId w:val="6"/>
   </w:num>
-  <w:num w:numId="2" w16cid:durableId="1761220923">
-    <w:abstractNumId w:val="5"/>
-  </w:num>
   <w:num w:numId="3" w16cid:durableId="1251934509">
-    <w:abstractNumId w:val="8"/>
+    <w:abstractNumId w:val="9"/>
   </w:num>
   <w:num w:numId="4" w16cid:durableId="1378773231">
-    <w:abstractNumId w:val="9"/>
+    <w:abstractNumId w:val="10"/>
   </w:num>
   <w:num w:numId="5" w16cid:durableId="251815558">
-    <w:abstractNumId w:val="14"/>
+    <w:abstractNumId w:val="16"/>
   </w:num>
   <w:num w:numId="6" w16cid:durableId="2088335985">
     <w:abstractNumId w:val="0"/>
   </w:num>
   <w:num w:numId="7" w16cid:durableId="979580977">
+    <w:abstractNumId w:val="14"/>
+  </w:num>
+  <w:num w:numId="8" w16cid:durableId="1886677927">
+    <w:abstractNumId w:val="13"/>
+  </w:num>
+  <w:num w:numId="9" w16cid:durableId="1973631096">
+    <w:abstractNumId w:val="11"/>
+  </w:num>
+  <w:num w:numId="10" w16cid:durableId="553732973">
+    <w:abstractNumId w:val="2"/>
+  </w:num>
+  <w:num w:numId="11" w16cid:durableId="877932971">
+    <w:abstractNumId w:val="5"/>
+  </w:num>
+  <w:num w:numId="12" w16cid:durableId="1038356259">
+    <w:abstractNumId w:val="15"/>
+  </w:num>
+  <w:num w:numId="13" w16cid:durableId="1654723565">
+    <w:abstractNumId w:val="8"/>
+  </w:num>
+  <w:num w:numId="14" w16cid:durableId="1661300750">
+    <w:abstractNumId w:val="4"/>
+  </w:num>
+  <w:num w:numId="15" w16cid:durableId="2094817900">
+    <w:abstractNumId w:val="3"/>
+  </w:num>
+  <w:num w:numId="16" w16cid:durableId="1322583112">
     <w:abstractNumId w:val="12"/>
   </w:num>
-  <w:num w:numId="8" w16cid:durableId="1886677927">
-    <w:abstractNumId w:val="11"/>
-  </w:num>
-  <w:num w:numId="9" w16cid:durableId="1973631096">
-    <w:abstractNumId w:val="10"/>
-  </w:num>
-  <w:num w:numId="10" w16cid:durableId="553732973">
+  <w:num w:numId="17" w16cid:durableId="151066844">
     <w:abstractNumId w:val="1"/>
-  </w:num>
-  <w:num w:numId="11" w16cid:durableId="877932971">
-    <w:abstractNumId w:val="4"/>
-  </w:num>
-  <w:num w:numId="12" w16cid:durableId="1038356259">
-    <w:abstractNumId w:val="13"/>
-  </w:num>
-  <w:num w:numId="13" w16cid:durableId="1654723565">
-    <w:abstractNumId w:val="7"/>
-  </w:num>
-  <w:num w:numId="14" w16cid:durableId="1661300750">
-    <w:abstractNumId w:val="3"/>
-  </w:num>
-  <w:num w:numId="15" w16cid:durableId="2094817900">
-    <w:abstractNumId w:val="2"/>
   </w:num>
 </w:numbering>
 </file>
